--- a/public/templates/consents/consent.docx
+++ b/public/templates/consents/consent.docx
@@ -130,7 +130,7 @@
               <w:rPr>
                 <w:rFonts w:ascii="Times New Roman" w:hAnsi="Times New Roman" w:cs="Times New Roman"/>
               </w:rPr>
-              <w:t>Я, {{customer.fullName}}</w:t>
+              <w:t>Я,</w:t>
             </w:r>
           </w:p>
         </w:tc>
@@ -239,7 +239,7 @@
               <w:rPr>
                 <w:rFonts w:ascii="Times New Roman" w:hAnsi="Times New Roman" w:cs="Times New Roman"/>
               </w:rPr>
-              <w:t>паспорт: серия {{customer.passportSeries}}</w:t>
+              <w:t xml:space="preserve">паспорт: серия {{customer.passportSeries}}</w:t>
             </w:r>
           </w:p>
         </w:tc>
@@ -286,7 +286,7 @@
               <w:rPr>
                 <w:rFonts w:ascii="Times New Roman" w:hAnsi="Times New Roman" w:cs="Times New Roman"/>
               </w:rPr>
-              <w:t>номер {{customer.passportNumber}}</w:t>
+              <w:t xml:space="preserve">номер {{customer.passportNumber}}</w:t>
             </w:r>
           </w:p>
         </w:tc>
@@ -334,7 +334,7 @@
               <w:rPr>
                 <w:rFonts w:ascii="Times New Roman" w:hAnsi="Times New Roman" w:cs="Times New Roman"/>
               </w:rPr>
-              <w:t>когда выдан {{customer.passportIssuedDate}}</w:t>
+              <w:t xml:space="preserve">когда выдан {{customer.passportIssuedDate}}</w:t>
             </w:r>
           </w:p>
         </w:tc>
@@ -381,7 +381,7 @@
               <w:rPr>
                 <w:rFonts w:ascii="Times New Roman" w:hAnsi="Times New Roman" w:cs="Times New Roman"/>
               </w:rPr>
-              <w:t>кем выдан {{customer.passportIssuedBy}}</w:t>
+              <w:t xml:space="preserve">кем выдан {{customer.passportIssuedBy}}</w:t>
             </w:r>
           </w:p>
         </w:tc>
@@ -458,7 +458,7 @@
               <w:rPr>
                 <w:rFonts w:ascii="Times New Roman" w:hAnsi="Times New Roman" w:cs="Times New Roman"/>
               </w:rPr>
-              <w:t>зарегистрирован по адресу: {{customer.registrationAddress}}</w:t>
+              <w:t xml:space="preserve">зарегистрирован по адресу: {{customer.registrationAddress}}</w:t>
             </w:r>
           </w:p>
         </w:tc>
@@ -531,7 +531,7 @@
               <w:rPr>
                 <w:rFonts w:ascii="Times New Roman" w:hAnsi="Times New Roman" w:cs="Times New Roman"/>
               </w:rPr>
-              <w:t>проживающий по адресу: {{customer.registrationAddress}}</w:t>
+              <w:t xml:space="preserve">проживающий по адресу: {{customer.registrationAddress}}</w:t>
             </w:r>
           </w:p>
         </w:tc>

--- a/public/templates/consents/consent.docx
+++ b/public/templates/consents/consent.docx
@@ -239,7 +239,7 @@
               <w:rPr>
                 <w:rFonts w:ascii="Times New Roman" w:hAnsi="Times New Roman" w:cs="Times New Roman"/>
               </w:rPr>
-              <w:t xml:space="preserve">паспорт: серия {{customer.passportSeries}}</w:t>
+              <w:t>паспорт: серия</w:t>
             </w:r>
           </w:p>
         </w:tc>
@@ -261,6 +261,9 @@
                 <w:rFonts w:ascii="Times New Roman" w:hAnsi="Times New Roman" w:cs="Times New Roman"/>
               </w:rPr>
             </w:pPr>
+            <w:r>
+              <w:t xml:space="preserve">{{customer.passportSeries}}</w:t>
+            </w:r>
           </w:p>
         </w:tc>
         <w:tc>
@@ -286,7 +289,7 @@
               <w:rPr>
                 <w:rFonts w:ascii="Times New Roman" w:hAnsi="Times New Roman" w:cs="Times New Roman"/>
               </w:rPr>
-              <w:t xml:space="preserve">номер {{customer.passportNumber}}</w:t>
+              <w:t>номер</w:t>
             </w:r>
           </w:p>
         </w:tc>
@@ -309,6 +312,9 @@
                 <w:rFonts w:ascii="Times New Roman" w:hAnsi="Times New Roman" w:cs="Times New Roman"/>
               </w:rPr>
             </w:pPr>
+            <w:r>
+              <w:t xml:space="preserve">{{customer.passportNumber}}</w:t>
+            </w:r>
           </w:p>
         </w:tc>
         <w:tc>
@@ -334,7 +340,7 @@
               <w:rPr>
                 <w:rFonts w:ascii="Times New Roman" w:hAnsi="Times New Roman" w:cs="Times New Roman"/>
               </w:rPr>
-              <w:t xml:space="preserve">когда выдан {{customer.passportIssuedDate}}</w:t>
+              <w:t>когда выдан</w:t>
             </w:r>
           </w:p>
         </w:tc>
@@ -356,6 +362,9 @@
                 <w:rFonts w:ascii="Times New Roman" w:hAnsi="Times New Roman" w:cs="Times New Roman"/>
               </w:rPr>
             </w:pPr>
+            <w:r>
+              <w:t xml:space="preserve">{{customer.passportIssuedDate}}</w:t>
+            </w:r>
           </w:p>
         </w:tc>
         <w:tc>
@@ -381,7 +390,7 @@
               <w:rPr>
                 <w:rFonts w:ascii="Times New Roman" w:hAnsi="Times New Roman" w:cs="Times New Roman"/>
               </w:rPr>
-              <w:t xml:space="preserve">кем выдан {{customer.passportIssuedBy}}</w:t>
+              <w:t>кем выдан</w:t>
             </w:r>
           </w:p>
         </w:tc>
@@ -404,6 +413,9 @@
                 <w:rFonts w:ascii="Times New Roman" w:hAnsi="Times New Roman" w:cs="Times New Roman"/>
               </w:rPr>
             </w:pPr>
+            <w:r>
+              <w:t xml:space="preserve">{{customer.passportIssuedBy}}</w:t>
+            </w:r>
           </w:p>
         </w:tc>
       </w:tr>
@@ -458,7 +470,7 @@
               <w:rPr>
                 <w:rFonts w:ascii="Times New Roman" w:hAnsi="Times New Roman" w:cs="Times New Roman"/>
               </w:rPr>
-              <w:t xml:space="preserve">зарегистрирован по адресу: {{customer.registrationAddress}}</w:t>
+              <w:t>зарегистрирован по адресу:</w:t>
             </w:r>
           </w:p>
         </w:tc>
@@ -481,6 +493,9 @@
                 <w:rFonts w:ascii="Times New Roman" w:hAnsi="Times New Roman" w:cs="Times New Roman"/>
               </w:rPr>
             </w:pPr>
+            <w:r>
+              <w:t xml:space="preserve">{{customer.registrationAddress}}</w:t>
+            </w:r>
           </w:p>
         </w:tc>
       </w:tr>
@@ -531,7 +546,7 @@
               <w:rPr>
                 <w:rFonts w:ascii="Times New Roman" w:hAnsi="Times New Roman" w:cs="Times New Roman"/>
               </w:rPr>
-              <w:t xml:space="preserve">проживающий по адресу: {{customer.registrationAddress}}</w:t>
+              <w:t>проживающий по адресу:</w:t>
             </w:r>
           </w:p>
         </w:tc>
@@ -554,6 +569,9 @@
                 <w:rFonts w:ascii="Times New Roman" w:hAnsi="Times New Roman" w:cs="Times New Roman"/>
               </w:rPr>
             </w:pPr>
+            <w:r>
+              <w:t xml:space="preserve">{{customer.registrationAddress}}</w:t>
+            </w:r>
           </w:p>
         </w:tc>
       </w:tr>

--- a/public/templates/consents/consent.docx
+++ b/public/templates/consents/consent.docx
@@ -262,6 +262,9 @@
               </w:rPr>
             </w:pPr>
             <w:r>
+              <w:rPr>
+                <w:rFonts w:ascii="Times New Roman" w:hAnsi="Times New Roman" w:cs="Times New Roman"/>
+              </w:rPr>
               <w:t xml:space="preserve">{{customer.passportSeries}}</w:t>
             </w:r>
           </w:p>
@@ -313,6 +316,9 @@
               </w:rPr>
             </w:pPr>
             <w:r>
+              <w:rPr>
+                <w:rFonts w:ascii="Times New Roman" w:hAnsi="Times New Roman" w:cs="Times New Roman"/>
+              </w:rPr>
               <w:t xml:space="preserve">{{customer.passportNumber}}</w:t>
             </w:r>
           </w:p>
@@ -363,6 +369,9 @@
               </w:rPr>
             </w:pPr>
             <w:r>
+              <w:rPr>
+                <w:rFonts w:ascii="Times New Roman" w:hAnsi="Times New Roman" w:cs="Times New Roman"/>
+              </w:rPr>
               <w:t xml:space="preserve">{{customer.passportIssuedDate}}</w:t>
             </w:r>
           </w:p>
@@ -414,6 +423,9 @@
               </w:rPr>
             </w:pPr>
             <w:r>
+              <w:rPr>
+                <w:rFonts w:ascii="Times New Roman" w:hAnsi="Times New Roman" w:cs="Times New Roman"/>
+              </w:rPr>
               <w:t xml:space="preserve">{{customer.passportIssuedBy}}</w:t>
             </w:r>
           </w:p>
@@ -494,6 +506,9 @@
               </w:rPr>
             </w:pPr>
             <w:r>
+              <w:rPr>
+                <w:rFonts w:ascii="Times New Roman" w:hAnsi="Times New Roman" w:cs="Times New Roman"/>
+              </w:rPr>
               <w:t xml:space="preserve">{{customer.registrationAddress}}</w:t>
             </w:r>
           </w:p>
@@ -570,6 +585,9 @@
               </w:rPr>
             </w:pPr>
             <w:r>
+              <w:rPr>
+                <w:rFonts w:ascii="Times New Roman" w:hAnsi="Times New Roman" w:cs="Times New Roman"/>
+              </w:rPr>
               <w:t xml:space="preserve">{{customer.registrationAddress}}</w:t>
             </w:r>
           </w:p>

--- a/public/templates/consents/consent.docx
+++ b/public/templates/consents/consent.docx
@@ -153,6 +153,12 @@
                 <w:rFonts w:ascii="Times New Roman" w:hAnsi="Times New Roman" w:cs="Times New Roman"/>
               </w:rPr>
             </w:pPr>
+            <w:r>
+              <w:rPr>
+                <w:rFonts w:ascii="Times New Roman" w:hAnsi="Times New Roman" w:cs="Times New Roman"/>
+              </w:rPr>
+              <w:t xml:space="preserve">{{customer.fullName}}</w:t>
+            </w:r>
           </w:p>
         </w:tc>
       </w:tr>
